--- a/SSGReciprocalDatabase_UserGuide_EN.docx
+++ b/SSGReciprocalDatabase_UserGuide_EN.docx
@@ -7,7 +7,7 @@
         <w:pStyle w:val="Title"/>
       </w:pPr>
       <w:r>
-        <w:t>SSGReciprocalDatabase 0.6.2 User Guide</w:t>
+        <w:t>SSGReciprocalDatabase 0.8.4 User Guide</w:t>
       </w:r>
     </w:p>
     <w:p>
@@ -29,57 +29,16 @@
         <w:pStyle w:val="Heading1"/>
       </w:pPr>
       <w:r>
-        <w:t>1. Overview</w:t>
+        <w:t>Function help</w:t>
       </w:r>
     </w:p>
     <w:p>
       <w:r>
         <w:rPr>
-          <w:rFonts w:ascii="Consolas" w:hAnsi="Consolas"/>
-          <w:color w:val="1F4D78"/>
-          <w:sz w:val="19"/>
-        </w:rPr>
-        <w:t>SSGReciprocalDatabase</w:t>
-      </w:r>
-      <w:r>
-        <w:rPr>
           <w:rFonts w:ascii="Calibri" w:hAnsi="Calibri"/>
           <w:sz w:val="22"/>
         </w:rPr>
-        <w:t xml:space="preserve"> is a Wolfram Language package for reciprocal-space symmetry data of the 67,475 spin space groups (SSGs) classified by Xiao et al. An SSG is addressed by its Xiao label, for example </w:t>
-      </w:r>
-      <w:r>
-        <w:rPr>
-          <w:rFonts w:ascii="Consolas" w:hAnsi="Consolas"/>
-          <w:color w:val="1F4D78"/>
-          <w:sz w:val="19"/>
-        </w:rPr>
-        <w:t>"N143.10.1"</w:t>
-      </w:r>
-      <w:r>
-        <w:rPr>
-          <w:rFonts w:ascii="Calibri" w:hAnsi="Calibri"/>
-          <w:sz w:val="22"/>
-        </w:rPr>
-        <w:t>.</w:t>
-      </w:r>
-    </w:p>
-    <w:p>
-      <w:r>
-        <w:rPr>
-          <w:rFonts w:ascii="Calibri" w:hAnsi="Calibri"/>
-          <w:sz w:val="22"/>
-        </w:rPr>
-        <w:t>For each SSG the package provides the physical Bloch lattice, real-space and reciprocal-space generators, unitary grading, momentum-space fractional translations, the closed reciprocal action group, and the global momentum-origin test for nonsymmorphicity.</w:t>
-      </w:r>
-    </w:p>
-    <w:p>
-      <w:r>
-        <w:rPr>
-          <w:rFonts w:ascii="Calibri" w:hAnsi="Calibri"/>
-          <w:sz w:val="22"/>
-        </w:rPr>
-        <w:t>The package uses official ISO-IR Miller--Love/CDML representation data. Spatial operations are stored in primitive direct-lattice coordinates. If</w:t>
+        <w:t>After loading the package, evaluate the following command to list every public function together with its input and output:</w:t>
       </w:r>
     </w:p>
     <w:p>
@@ -92,7 +51,9 @@
           <w:rFonts w:ascii="Consolas" w:hAnsi="Consolas"/>
           <w:sz w:val="18"/>
         </w:rPr>
-        <w:t>f_g(k) = A_g k + Q_g,</w:t>
+        <w:t>&lt;&lt; "SSGReciprocalDatabase`"</w:t>
+        <w:br/>
+        <w:t>?SSGReciprocalDatabase`*</w:t>
       </w:r>
     </w:p>
     <w:p>
@@ -101,7 +62,22 @@
           <w:rFonts w:ascii="Calibri" w:hAnsi="Calibri"/>
           <w:sz w:val="22"/>
         </w:rPr>
-        <w:t>then</w:t>
+        <w:t xml:space="preserve">Use </w:t>
+      </w:r>
+      <w:r>
+        <w:rPr>
+          <w:rFonts w:ascii="Consolas" w:hAnsi="Consolas"/>
+          <w:color w:val="1F4D78"/>
+          <w:sz w:val="19"/>
+        </w:rPr>
+        <w:t>?function</w:t>
+      </w:r>
+      <w:r>
+        <w:rPr>
+          <w:rFonts w:ascii="Calibri" w:hAnsi="Calibri"/>
+          <w:sz w:val="22"/>
+        </w:rPr>
+        <w:t xml:space="preserve"> for one function only. For example:</w:t>
       </w:r>
     </w:p>
     <w:p>
@@ -114,7 +90,11 @@
           <w:rFonts w:ascii="Consolas" w:hAnsi="Consolas"/>
           <w:sz w:val="18"/>
         </w:rPr>
-        <w:t>A_g = s_g M_g^(-T),</w:t>
+        <w:t>?getSSGLB</w:t>
+        <w:br/>
+        <w:t>?getSSGReciprocalMagneticSpaceGroup</w:t>
+        <w:br/>
+        <w:t>?SSGO3RepresentationMatrices</w:t>
       </w:r>
     </w:p>
     <w:p>
@@ -123,7 +103,7 @@
           <w:rFonts w:ascii="Calibri" w:hAnsi="Calibri"/>
           <w:sz w:val="22"/>
         </w:rPr>
-        <w:t xml:space="preserve">where </w:t>
+        <w:t xml:space="preserve">In the help text, </w:t>
       </w:r>
       <w:r>
         <w:rPr>
@@ -131,14 +111,14 @@
           <w:color w:val="1F4D78"/>
           <w:sz w:val="19"/>
         </w:rPr>
-        <w:t>M_g</w:t>
+        <w:t>ssg</w:t>
       </w:r>
       <w:r>
         <w:rPr>
           <w:rFonts w:ascii="Calibri" w:hAnsi="Calibri"/>
           <w:sz w:val="22"/>
         </w:rPr>
-        <w:t xml:space="preserve"> is the spatial integer matrix and </w:t>
+        <w:t xml:space="preserve"> means a Xiao SSG label given as a string, for example </w:t>
       </w:r>
       <w:r>
         <w:rPr>
@@ -146,14 +126,14 @@
           <w:color w:val="1F4D78"/>
           <w:sz w:val="19"/>
         </w:rPr>
-        <w:t>s_g</w:t>
+        <w:t>"N143.10.1"</w:t>
       </w:r>
       <w:r>
         <w:rPr>
           <w:rFonts w:ascii="Calibri" w:hAnsi="Calibri"/>
           <w:sz w:val="22"/>
         </w:rPr>
-        <w:t xml:space="preserve"> is </w:t>
+        <w:t xml:space="preserve">. Functions that cannot find a requested label or field return a </w:t>
       </w:r>
       <w:r>
         <w:rPr>
@@ -161,14 +141,14 @@
           <w:color w:val="1F4D78"/>
           <w:sz w:val="19"/>
         </w:rPr>
-        <w:t>+1</w:t>
+        <w:t>Missing</w:t>
       </w:r>
       <w:r>
         <w:rPr>
           <w:rFonts w:ascii="Calibri" w:hAnsi="Calibri"/>
           <w:sz w:val="22"/>
         </w:rPr>
-        <w:t xml:space="preserve"> for a unitary operation and </w:t>
+        <w:t xml:space="preserve"> expression. A recomputation failure returns </w:t>
       </w:r>
       <w:r>
         <w:rPr>
@@ -176,14 +156,14 @@
           <w:color w:val="1F4D78"/>
           <w:sz w:val="19"/>
         </w:rPr>
-        <w:t>-1</w:t>
+        <w:t>Failure</w:t>
       </w:r>
       <w:r>
         <w:rPr>
           <w:rFonts w:ascii="Calibri" w:hAnsi="Calibri"/>
           <w:sz w:val="22"/>
         </w:rPr>
-        <w:t xml:space="preserve"> for an antiunitary operation.</w:t>
+        <w:t>.</w:t>
       </w:r>
     </w:p>
     <w:p>
@@ -191,31 +171,7 @@
         <w:pStyle w:val="Heading1"/>
       </w:pPr>
       <w:r>
-        <w:t>2. Installation and loading</w:t>
-      </w:r>
-    </w:p>
-    <w:p>
-      <w:r>
-        <w:rPr>
-          <w:rFonts w:ascii="Calibri" w:hAnsi="Calibri"/>
-          <w:sz w:val="22"/>
-        </w:rPr>
-        <w:t xml:space="preserve">Place the directory </w:t>
-      </w:r>
-      <w:r>
-        <w:rPr>
-          <w:rFonts w:ascii="Consolas" w:hAnsi="Consolas"/>
-          <w:color w:val="1F4D78"/>
-          <w:sz w:val="19"/>
-        </w:rPr>
-        <w:t>SSGReciprocalDatabase</w:t>
-      </w:r>
-      <w:r>
-        <w:rPr>
-          <w:rFonts w:ascii="Calibri" w:hAnsi="Calibri"/>
-          <w:sz w:val="22"/>
-        </w:rPr>
-        <w:t xml:space="preserve"> in one of the Wolfram application directories, such as:</w:t>
+        <w:t>Magnetic reciprocal space-group identification</w:t>
       </w:r>
     </w:p>
     <w:p>
@@ -228,7 +184,11 @@
           <w:rFonts w:ascii="Consolas" w:hAnsi="Consolas"/>
           <w:sz w:val="18"/>
         </w:rPr>
-        <w:t>$UserBaseDirectory/Applications/</w:t>
+        <w:t>getSSGReciprocalMagneticSpaceGroup["N143.10.1"]</w:t>
+        <w:br/>
+        <w:t>showSSGReciprocalMagneticGroup["N143.10.1"]</w:t>
+        <w:br/>
+        <w:t>getSSGReciprocalFamilySpaceGroup["N143.10.1"]</w:t>
       </w:r>
     </w:p>
     <w:p>
@@ -237,7 +197,467 @@
           <w:rFonts w:ascii="Calibri" w:hAnsi="Calibri"/>
           <w:sz w:val="22"/>
         </w:rPr>
-        <w:t>Load or explicitly reload the package with:</w:t>
+        <w:t xml:space="preserve">The first function returns BNS, UNI and OG numbers, magnetic type I-IV, the family space group, and an exact grading-preserving coordinate certificate. The second displays one generating set for the full reciprocal magnetic space group. Its first three rows are reciprocal-lattice translations </w:t>
+      </w:r>
+      <w:r>
+        <w:rPr>
+          <w:rFonts w:ascii="Consolas" w:hAnsi="Consolas"/>
+          <w:color w:val="1F4D78"/>
+          <w:sz w:val="19"/>
+        </w:rPr>
+        <w:t>K1</w:t>
+      </w:r>
+      <w:r>
+        <w:rPr>
+          <w:rFonts w:ascii="Calibri" w:hAnsi="Calibri"/>
+          <w:sz w:val="22"/>
+        </w:rPr>
+        <w:t xml:space="preserve">, </w:t>
+      </w:r>
+      <w:r>
+        <w:rPr>
+          <w:rFonts w:ascii="Consolas" w:hAnsi="Consolas"/>
+          <w:color w:val="1F4D78"/>
+          <w:sz w:val="19"/>
+        </w:rPr>
+        <w:t>K2</w:t>
+      </w:r>
+      <w:r>
+        <w:rPr>
+          <w:rFonts w:ascii="Calibri" w:hAnsi="Calibri"/>
+          <w:sz w:val="22"/>
+        </w:rPr>
+        <w:t xml:space="preserve">, and </w:t>
+      </w:r>
+      <w:r>
+        <w:rPr>
+          <w:rFonts w:ascii="Consolas" w:hAnsi="Consolas"/>
+          <w:color w:val="1F4D78"/>
+          <w:sz w:val="19"/>
+        </w:rPr>
+        <w:t>K3</w:t>
+      </w:r>
+      <w:r>
+        <w:rPr>
+          <w:rFonts w:ascii="Calibri" w:hAnsi="Calibri"/>
+          <w:sz w:val="22"/>
+        </w:rPr>
+        <w:t xml:space="preserve">, mapped to the standard MSG translations </w:t>
+      </w:r>
+      <w:r>
+        <w:rPr>
+          <w:rFonts w:ascii="Consolas" w:hAnsi="Consolas"/>
+          <w:color w:val="1F4D78"/>
+          <w:sz w:val="19"/>
+        </w:rPr>
+        <w:t>t1</w:t>
+      </w:r>
+      <w:r>
+        <w:rPr>
+          <w:rFonts w:ascii="Calibri" w:hAnsi="Calibri"/>
+          <w:sz w:val="22"/>
+        </w:rPr>
+        <w:t xml:space="preserve">, </w:t>
+      </w:r>
+      <w:r>
+        <w:rPr>
+          <w:rFonts w:ascii="Consolas" w:hAnsi="Consolas"/>
+          <w:color w:val="1F4D78"/>
+          <w:sz w:val="19"/>
+        </w:rPr>
+        <w:t>t2</w:t>
+      </w:r>
+      <w:r>
+        <w:rPr>
+          <w:rFonts w:ascii="Calibri" w:hAnsi="Calibri"/>
+          <w:sz w:val="22"/>
+        </w:rPr>
+        <w:t xml:space="preserve">, and </w:t>
+      </w:r>
+      <w:r>
+        <w:rPr>
+          <w:rFonts w:ascii="Consolas" w:hAnsi="Consolas"/>
+          <w:color w:val="1F4D78"/>
+          <w:sz w:val="19"/>
+        </w:rPr>
+        <w:t>t3</w:t>
+      </w:r>
+      <w:r>
+        <w:rPr>
+          <w:rFonts w:ascii="Calibri" w:hAnsi="Calibri"/>
+          <w:sz w:val="22"/>
+        </w:rPr>
+        <w:t xml:space="preserve">. The remaining rows are all stored SSG quotient generators. </w:t>
+      </w:r>
+      <w:r>
+        <w:rPr>
+          <w:rFonts w:ascii="Consolas" w:hAnsi="Consolas"/>
+          <w:color w:val="1F4D78"/>
+          <w:sz w:val="19"/>
+        </w:rPr>
+        <w:t>SSG generator</w:t>
+      </w:r>
+      <w:r>
+        <w:rPr>
+          <w:rFonts w:ascii="Calibri" w:hAnsi="Calibri"/>
+          <w:sz w:val="22"/>
+        </w:rPr>
+        <w:t xml:space="preserve"> and </w:t>
+      </w:r>
+      <w:r>
+        <w:rPr>
+          <w:rFonts w:ascii="Consolas" w:hAnsi="Consolas"/>
+          <w:color w:val="1F4D78"/>
+          <w:sz w:val="19"/>
+        </w:rPr>
+        <w:t>MSG generator</w:t>
+      </w:r>
+      <w:r>
+        <w:rPr>
+          <w:rFonts w:ascii="Calibri" w:hAnsi="Calibri"/>
+          <w:sz w:val="22"/>
+        </w:rPr>
+        <w:t xml:space="preserve"> name the source and standard operations; a trailing prime marks an antiunitary MSG generator. </w:t>
+      </w:r>
+      <w:r>
+        <w:rPr>
+          <w:rFonts w:ascii="Consolas" w:hAnsi="Consolas"/>
+          <w:color w:val="1F4D78"/>
+          <w:sz w:val="19"/>
+        </w:rPr>
+        <w:t>Momentum space symmetry of SSG</w:t>
+      </w:r>
+      <w:r>
+        <w:rPr>
+          <w:rFonts w:ascii="Calibri" w:hAnsi="Calibri"/>
+          <w:sz w:val="22"/>
+        </w:rPr>
+        <w:t xml:space="preserve"> and </w:t>
+      </w:r>
+      <w:r>
+        <w:rPr>
+          <w:rFonts w:ascii="Consolas" w:hAnsi="Consolas"/>
+          <w:color w:val="1F4D78"/>
+          <w:sz w:val="19"/>
+        </w:rPr>
+        <w:t>Real space symmetry of MSG</w:t>
+      </w:r>
+      <w:r>
+        <w:rPr>
+          <w:rFonts w:ascii="Calibri" w:hAnsi="Calibri"/>
+          <w:sz w:val="22"/>
+        </w:rPr>
+        <w:t xml:space="preserve"> each contain one complete Seitz pair, so their linear and translation parts are never separated or discarded. The third function forgets the flags and returns the ordinary family group; it aliases the older </w:t>
+      </w:r>
+      <w:r>
+        <w:rPr>
+          <w:rFonts w:ascii="Consolas" w:hAnsi="Consolas"/>
+          <w:color w:val="1F4D78"/>
+          <w:sz w:val="19"/>
+        </w:rPr>
+        <w:t>getSSGReciprocalSpaceGroup</w:t>
+      </w:r>
+      <w:r>
+        <w:rPr>
+          <w:rFonts w:ascii="Calibri" w:hAnsi="Calibri"/>
+          <w:sz w:val="22"/>
+        </w:rPr>
+        <w:t xml:space="preserve"> function.</w:t>
+      </w:r>
+    </w:p>
+    <w:p>
+      <w:r>
+        <w:rPr>
+          <w:rFonts w:ascii="Calibri" w:hAnsi="Calibri"/>
+          <w:sz w:val="22"/>
+        </w:rPr>
+        <w:t xml:space="preserve">If the exact coordinate certificate is </w:t>
+      </w:r>
+      <w:r>
+        <w:rPr>
+          <w:rFonts w:ascii="Consolas" w:hAnsi="Consolas"/>
+          <w:color w:val="1F4D78"/>
+          <w:sz w:val="19"/>
+        </w:rPr>
+        <w:t>k_standard = C k_source + theta</w:t>
+      </w:r>
+      <w:r>
+        <w:rPr>
+          <w:rFonts w:ascii="Calibri" w:hAnsi="Calibri"/>
+          <w:sz w:val="22"/>
+        </w:rPr>
+        <w:t xml:space="preserve">, the source translation in row </w:t>
+      </w:r>
+      <w:r>
+        <w:rPr>
+          <w:rFonts w:ascii="Consolas" w:hAnsi="Consolas"/>
+          <w:color w:val="1F4D78"/>
+          <w:sz w:val="19"/>
+        </w:rPr>
+        <w:t>Ki</w:t>
+      </w:r>
+      <w:r>
+        <w:rPr>
+          <w:rFonts w:ascii="Calibri" w:hAnsi="Calibri"/>
+          <w:sz w:val="22"/>
+        </w:rPr>
+        <w:t xml:space="preserve"> is </w:t>
+      </w:r>
+      <w:r>
+        <w:rPr>
+          <w:rFonts w:ascii="Consolas" w:hAnsi="Consolas"/>
+          <w:color w:val="1F4D78"/>
+          <w:sz w:val="19"/>
+        </w:rPr>
+        <w:t>{I | C^-1 e_i}</w:t>
+      </w:r>
+      <w:r>
+        <w:rPr>
+          <w:rFonts w:ascii="Calibri" w:hAnsi="Calibri"/>
+          <w:sz w:val="22"/>
+        </w:rPr>
+        <w:t xml:space="preserve"> and its standard image is </w:t>
+      </w:r>
+      <w:r>
+        <w:rPr>
+          <w:rFonts w:ascii="Consolas" w:hAnsi="Consolas"/>
+          <w:color w:val="1F4D78"/>
+          <w:sz w:val="19"/>
+        </w:rPr>
+        <w:t>{I | e_i}</w:t>
+      </w:r>
+      <w:r>
+        <w:rPr>
+          <w:rFonts w:ascii="Calibri" w:hAnsi="Calibri"/>
+          <w:sz w:val="22"/>
+        </w:rPr>
+        <w:t xml:space="preserve">. For a quotient generator </w:t>
+      </w:r>
+      <w:r>
+        <w:rPr>
+          <w:rFonts w:ascii="Consolas" w:hAnsi="Consolas"/>
+          <w:color w:val="1F4D78"/>
+          <w:sz w:val="19"/>
+        </w:rPr>
+        <w:t>{A | Q}</w:t>
+      </w:r>
+      <w:r>
+        <w:rPr>
+          <w:rFonts w:ascii="Calibri" w:hAnsi="Calibri"/>
+          <w:sz w:val="22"/>
+        </w:rPr>
+        <w:t xml:space="preserve">, the displayed standard operation is </w:t>
+      </w:r>
+      <w:r>
+        <w:rPr>
+          <w:rFonts w:ascii="Consolas" w:hAnsi="Consolas"/>
+          <w:color w:val="1F4D78"/>
+          <w:sz w:val="19"/>
+        </w:rPr>
+        <w:t>{C A C^-1 | C Q + (I-C A C^-1) theta}</w:t>
+      </w:r>
+      <w:r>
+        <w:rPr>
+          <w:rFonts w:ascii="Calibri" w:hAnsi="Calibri"/>
+          <w:sz w:val="22"/>
+        </w:rPr>
+        <w:t xml:space="preserve"> modulo integer translations. Thus the table is a generator-level space-group correspondence, not only a comparison of point matrices.</w:t>
+      </w:r>
+    </w:p>
+    <w:p>
+      <w:r>
+        <w:rPr>
+          <w:rFonts w:ascii="Calibri" w:hAnsi="Calibri"/>
+          <w:sz w:val="22"/>
+        </w:rPr>
+        <w:t xml:space="preserve">The input is </w:t>
+      </w:r>
+      <w:r>
+        <w:rPr>
+          <w:rFonts w:ascii="Consolas" w:hAnsi="Consolas"/>
+          <w:color w:val="1F4D78"/>
+          <w:sz w:val="19"/>
+        </w:rPr>
+        <w:t>(A,Q,s)</w:t>
+      </w:r>
+      <w:r>
+        <w:rPr>
+          <w:rFonts w:ascii="Calibri" w:hAnsi="Calibri"/>
+          <w:sz w:val="22"/>
+        </w:rPr>
+        <w:t xml:space="preserve">, where </w:t>
+      </w:r>
+      <w:r>
+        <w:rPr>
+          <w:rFonts w:ascii="Consolas" w:hAnsi="Consolas"/>
+          <w:color w:val="1F4D78"/>
+          <w:sz w:val="19"/>
+        </w:rPr>
+        <w:t>A = s Inverse[Transpose[M]]</w:t>
+      </w:r>
+      <w:r>
+        <w:rPr>
+          <w:rFonts w:ascii="Calibri" w:hAnsi="Calibri"/>
+          <w:sz w:val="22"/>
+        </w:rPr>
+        <w:t xml:space="preserve">. The antiunitary sign is already included in </w:t>
+      </w:r>
+      <w:r>
+        <w:rPr>
+          <w:rFonts w:ascii="Consolas" w:hAnsi="Consolas"/>
+          <w:color w:val="1F4D78"/>
+          <w:sz w:val="19"/>
+        </w:rPr>
+        <w:t>A</w:t>
+      </w:r>
+      <w:r>
+        <w:rPr>
+          <w:rFonts w:ascii="Calibri" w:hAnsi="Calibri"/>
+          <w:sz w:val="22"/>
+        </w:rPr>
+        <w:t xml:space="preserve">: a primed database operation uses this same </w:t>
+      </w:r>
+      <w:r>
+        <w:rPr>
+          <w:rFonts w:ascii="Consolas" w:hAnsi="Consolas"/>
+          <w:color w:val="1F4D78"/>
+          <w:sz w:val="19"/>
+        </w:rPr>
+        <w:t>A</w:t>
+      </w:r>
+      <w:r>
+        <w:rPr>
+          <w:rFonts w:ascii="Calibri" w:hAnsi="Calibri"/>
+          <w:sz w:val="22"/>
+        </w:rPr>
+        <w:t xml:space="preserve">, not </w:t>
+      </w:r>
+      <w:r>
+        <w:rPr>
+          <w:rFonts w:ascii="Consolas" w:hAnsi="Consolas"/>
+          <w:color w:val="1F4D78"/>
+          <w:sz w:val="19"/>
+        </w:rPr>
+        <w:t>s A</w:t>
+      </w:r>
+      <w:r>
+        <w:rPr>
+          <w:rFonts w:ascii="Calibri" w:hAnsi="Calibri"/>
+          <w:sz w:val="22"/>
+        </w:rPr>
+        <w:t>. The reference magnetic translation lattice includes only unprimed pure translations. Using all colored translations would lose type-IV information. Coordinate changes preserve every prime and use one common origin shift for the entire operation set.</w:t>
+      </w:r>
+    </w:p>
+    <w:p>
+      <w:r>
+        <w:rPr>
+          <w:rFonts w:ascii="Calibri" w:hAnsi="Calibri"/>
+          <w:sz w:val="22"/>
+        </w:rPr>
+        <w:t xml:space="preserve">For </w:t>
+      </w:r>
+      <w:r>
+        <w:rPr>
+          <w:rFonts w:ascii="Consolas" w:hAnsi="Consolas"/>
+          <w:color w:val="1F4D78"/>
+          <w:sz w:val="19"/>
+        </w:rPr>
+        <w:t>N143.10.1</w:t>
+      </w:r>
+      <w:r>
+        <w:rPr>
+          <w:rFonts w:ascii="Calibri" w:hAnsi="Calibri"/>
+          <w:sz w:val="22"/>
+        </w:rPr>
+        <w:t xml:space="preserve">, the magnetic group is BNS 147.15, UNI 1245, type III, with family group 147 (P-3). For </w:t>
+      </w:r>
+      <w:r>
+        <w:rPr>
+          <w:rFonts w:ascii="Consolas" w:hAnsi="Consolas"/>
+          <w:color w:val="1F4D78"/>
+          <w:sz w:val="19"/>
+        </w:rPr>
+        <w:t>N143.16.1</w:t>
+      </w:r>
+      <w:r>
+        <w:rPr>
+          <w:rFonts w:ascii="Calibri" w:hAnsi="Calibri"/>
+          <w:sz w:val="22"/>
+        </w:rPr>
+        <w:t>, it is BNS 143.1, type I. All 67,475 stored labels have certificates. These refer to the stored parameter choices, not a proof covering every continuous-parameter specialization.</w:t>
+      </w:r>
+    </w:p>
+    <w:p>
+      <w:r>
+        <w:rPr>
+          <w:rFonts w:ascii="Calibri" w:hAnsi="Calibri"/>
+          <w:sz w:val="22"/>
+        </w:rPr>
+        <w:t xml:space="preserve">The standard source is spglib 2.7.0. Its binary entries for UNI 282 and 284 disagree with the unprimed subgroup prescribed by the official magnetic Hall symbols. Those two entries are reconstructed from the published generators and ordinary Hall 182; certificates record that source explicitly. See </w:t>
+      </w:r>
+      <w:r>
+        <w:rPr>
+          <w:rFonts w:ascii="Consolas" w:hAnsi="Consolas"/>
+          <w:color w:val="1F4D78"/>
+          <w:sz w:val="19"/>
+        </w:rPr>
+        <w:t>MAGNETIC_SPACE_GROUP_IDENTIFICATION_ZH.md</w:t>
+      </w:r>
+      <w:r>
+        <w:rPr>
+          <w:rFonts w:ascii="Calibri" w:hAnsi="Calibri"/>
+          <w:sz w:val="22"/>
+        </w:rPr>
+        <w:t xml:space="preserve"> for the audit and verification.</w:t>
+      </w:r>
+    </w:p>
+    <w:p>
+      <w:r>
+        <w:rPr>
+          <w:rFonts w:ascii="Calibri" w:hAnsi="Calibri"/>
+          <w:sz w:val="22"/>
+        </w:rPr>
+        <w:t>A magnetic group number does not include spinor projective multipliers or antiunitary operator squares and does not by itself establish Kramers degeneracy.</w:t>
+      </w:r>
+    </w:p>
+    <w:p>
+      <w:pPr>
+        <w:pStyle w:val="Heading1"/>
+      </w:pPr>
+      <w:r>
+        <w:t>Standard reciprocal space-group identification</w:t>
+      </w:r>
+    </w:p>
+    <w:p>
+      <w:r>
+        <w:rPr>
+          <w:rFonts w:ascii="Consolas" w:hAnsi="Consolas"/>
+          <w:color w:val="1F4D78"/>
+          <w:sz w:val="19"/>
+        </w:rPr>
+        <w:t>getSSGReciprocalSpaceGroup[ssg]</w:t>
+      </w:r>
+      <w:r>
+        <w:rPr>
+          <w:rFonts w:ascii="Calibri" w:hAnsi="Calibri"/>
+          <w:sz w:val="22"/>
+        </w:rPr>
+        <w:t xml:space="preserve"> returns the ordinary geometric space-group number, Hermann-Mauguin symbol, Hall setting, arithmetic crystal class, and an exact change-of-coordinates certificate. All 67,475 stored labels are covered. This field is also available as </w:t>
+      </w:r>
+      <w:r>
+        <w:rPr>
+          <w:rFonts w:ascii="Consolas" w:hAnsi="Consolas"/>
+          <w:color w:val="1F4D78"/>
+          <w:sz w:val="19"/>
+        </w:rPr>
+        <w:t>getSSGReciprocalData[ssg]["ReciprocalSpaceGroup"]</w:t>
+      </w:r>
+      <w:r>
+        <w:rPr>
+          <w:rFonts w:ascii="Calibri" w:hAnsi="Calibri"/>
+          <w:sz w:val="22"/>
+        </w:rPr>
+        <w:t>.</w:t>
       </w:r>
     </w:p>
     <w:p>
@@ -250,7 +670,15 @@
           <w:rFonts w:ascii="Consolas" w:hAnsi="Consolas"/>
           <w:sz w:val="18"/>
         </w:rPr>
-        <w:t>&lt;&lt; "SSGReciprocalDatabase`"</w:t>
+        <w:t>info = getSSGReciprocalSpaceGroup["N143.16.1"];</w:t>
+        <w:br/>
+        <w:t>info["InternationalNumber"]  (* 143 *)</w:t>
+        <w:br/>
+        <w:t>info["InternationalSymbol"]  (* P3 *)</w:t>
+        <w:br/>
+        <w:t>info["CoordinateMatrix"]</w:t>
+        <w:br/>
+        <w:t>info["OriginShift"]</w:t>
       </w:r>
     </w:p>
     <w:p>
@@ -259,7 +687,7 @@
           <w:rFonts w:ascii="Calibri" w:hAnsi="Calibri"/>
           <w:sz w:val="22"/>
         </w:rPr>
-        <w:t xml:space="preserve">The package follows the reload convention used by </w:t>
+        <w:t xml:space="preserve">The certificate uses </w:t>
       </w:r>
       <w:r>
         <w:rPr>
@@ -267,14 +695,14 @@
           <w:color w:val="1F4D78"/>
           <w:sz w:val="19"/>
         </w:rPr>
-        <w:t>SpaceGroupIrep</w:t>
+        <w:t>k_standard_primitive = C k_input + theta</w:t>
       </w:r>
       <w:r>
         <w:rPr>
           <w:rFonts w:ascii="Calibri" w:hAnsi="Calibri"/>
           <w:sz w:val="22"/>
         </w:rPr>
-        <w:t xml:space="preserve">: every explicit </w:t>
+        <w:t xml:space="preserve">. It applies to the stored </w:t>
       </w:r>
       <w:r>
         <w:rPr>
@@ -282,14 +710,14 @@
           <w:color w:val="1F4D78"/>
           <w:sz w:val="19"/>
         </w:rPr>
-        <w:t>Get</w:t>
+        <w:t>InputOperations</w:t>
       </w:r>
       <w:r>
         <w:rPr>
           <w:rFonts w:ascii="Calibri" w:hAnsi="Calibri"/>
           <w:sz w:val="22"/>
         </w:rPr>
-        <w:t xml:space="preserve"> first clears its old public and private definitions and then redefines them. </w:t>
+        <w:t xml:space="preserve">, which can have a different origin from the normalized generator table. </w:t>
       </w:r>
       <w:r>
         <w:rPr>
@@ -297,14 +725,87 @@
           <w:color w:val="1F4D78"/>
           <w:sz w:val="19"/>
         </w:rPr>
-        <w:t>Needs</w:t>
+        <w:t>SourceTranslationBasis</w:t>
       </w:r>
       <w:r>
         <w:rPr>
           <w:rFonts w:ascii="Calibri" w:hAnsi="Calibri"/>
           <w:sz w:val="22"/>
         </w:rPr>
-        <w:t xml:space="preserve"> may instead be used for a one-time load:</w:t>
+        <w:t xml:space="preserve"> includes any extra pure translations generated by the geometric group. Antiunitary grading and spin operator squares are not encoded by an ordinary space-group number. The results identify the stored representation parameter choices; they do not establish independence of all continuous-parameter specializations. See </w:t>
+      </w:r>
+      <w:r>
+        <w:rPr>
+          <w:rFonts w:ascii="Consolas" w:hAnsi="Consolas"/>
+          <w:color w:val="1F4D78"/>
+          <w:sz w:val="19"/>
+        </w:rPr>
+        <w:t>SPACE_GROUP_IDENTIFICATION_ZH.md</w:t>
+      </w:r>
+      <w:r>
+        <w:rPr>
+          <w:rFonts w:ascii="Calibri" w:hAnsi="Calibri"/>
+          <w:sz w:val="22"/>
+        </w:rPr>
+        <w:t xml:space="preserve"> for the computation and validation procedure.</w:t>
+      </w:r>
+    </w:p>
+    <w:p>
+      <w:pPr>
+        <w:pStyle w:val="Heading1"/>
+      </w:pPr>
+      <w:r>
+        <w:t>1. Overview</w:t>
+      </w:r>
+    </w:p>
+    <w:p>
+      <w:r>
+        <w:rPr>
+          <w:rFonts w:ascii="Consolas" w:hAnsi="Consolas"/>
+          <w:color w:val="1F4D78"/>
+          <w:sz w:val="19"/>
+        </w:rPr>
+        <w:t>SSGReciprocalDatabase</w:t>
+      </w:r>
+      <w:r>
+        <w:rPr>
+          <w:rFonts w:ascii="Calibri" w:hAnsi="Calibri"/>
+          <w:sz w:val="22"/>
+        </w:rPr>
+        <w:t xml:space="preserve"> is a Wolfram Language package for reciprocal-space symmetry data of the 67,475 spin space groups (SSGs) classified by Xiao et al. An SSG is addressed by its Xiao label, for example </w:t>
+      </w:r>
+      <w:r>
+        <w:rPr>
+          <w:rFonts w:ascii="Consolas" w:hAnsi="Consolas"/>
+          <w:color w:val="1F4D78"/>
+          <w:sz w:val="19"/>
+        </w:rPr>
+        <w:t>"N143.10.1"</w:t>
+      </w:r>
+      <w:r>
+        <w:rPr>
+          <w:rFonts w:ascii="Calibri" w:hAnsi="Calibri"/>
+          <w:sz w:val="22"/>
+        </w:rPr>
+        <w:t>.</w:t>
+      </w:r>
+    </w:p>
+    <w:p>
+      <w:r>
+        <w:rPr>
+          <w:rFonts w:ascii="Calibri" w:hAnsi="Calibri"/>
+          <w:sz w:val="22"/>
+        </w:rPr>
+        <w:t>For each SSG the package provides the physical Bloch lattice, real-space and reciprocal-space generators, unitary grading, momentum-space fractional translations, the closed reciprocal action group, and the global momentum-origin test for nonsymmorphicity.</w:t>
+      </w:r>
+    </w:p>
+    <w:p>
+      <w:r>
+        <w:rPr>
+          <w:rFonts w:ascii="Calibri" w:hAnsi="Calibri"/>
+          <w:sz w:val="22"/>
+        </w:rPr>
+        <w:t>The package uses official ISO-IR Miller--Love/CDML representation data. Spatial operations are stored in primitive direct-lattice coordinates. If</w:t>
       </w:r>
     </w:p>
     <w:p>
@@ -317,153 +818,16 @@
           <w:rFonts w:ascii="Consolas" w:hAnsi="Consolas"/>
           <w:sz w:val="18"/>
         </w:rPr>
-        <w:t>Needs["SSGReciprocalDatabase`"]</w:t>
+        <w:t>f_g(k) = A_g k + Q_g,</w:t>
       </w:r>
     </w:p>
     <w:p>
       <w:r>
         <w:rPr>
-          <w:rFonts w:ascii="Consolas" w:hAnsi="Consolas"/>
-          <w:color w:val="1F4D78"/>
-          <w:sz w:val="19"/>
-        </w:rPr>
-        <w:t>Needs</w:t>
-      </w:r>
-      <w:r>
-        <w:rPr>
           <w:rFonts w:ascii="Calibri" w:hAnsi="Calibri"/>
           <w:sz w:val="22"/>
         </w:rPr>
-        <w:t xml:space="preserve"> does not reload an already loaded package. During development, use </w:t>
-      </w:r>
-      <w:r>
-        <w:rPr>
-          <w:rFonts w:ascii="Consolas" w:hAnsi="Consolas"/>
-          <w:color w:val="1F4D78"/>
-          <w:sz w:val="19"/>
-        </w:rPr>
-        <w:t>&lt;&lt; "SSGReciprocalDatabase</w:t>
-      </w:r>
-      <w:r>
-        <w:rPr>
-          <w:rFonts w:ascii="Calibri" w:hAnsi="Calibri"/>
-          <w:sz w:val="22"/>
-        </w:rPr>
-        <w:t>"` after changing the package on disk.</w:t>
-      </w:r>
-    </w:p>
-    <w:p>
-      <w:r>
-        <w:rPr>
-          <w:rFonts w:ascii="Calibri" w:hAnsi="Calibri"/>
-          <w:sz w:val="22"/>
-        </w:rPr>
-        <w:t xml:space="preserve">Generator labels such as </w:t>
-      </w:r>
-      <w:r>
-        <w:rPr>
-          <w:rFonts w:ascii="Consolas" w:hAnsi="Consolas"/>
-          <w:color w:val="1F4D78"/>
-          <w:sz w:val="19"/>
-        </w:rPr>
-        <w:t>C3+</w:t>
-      </w:r>
-      <w:r>
-        <w:rPr>
-          <w:rFonts w:ascii="Calibri" w:hAnsi="Calibri"/>
-          <w:sz w:val="22"/>
-        </w:rPr>
-        <w:t xml:space="preserve">, </w:t>
-      </w:r>
-      <w:r>
-        <w:rPr>
-          <w:rFonts w:ascii="Consolas" w:hAnsi="Consolas"/>
-          <w:color w:val="1F4D78"/>
-          <w:sz w:val="19"/>
-        </w:rPr>
-        <w:t>C2z</w:t>
-      </w:r>
-      <w:r>
-        <w:rPr>
-          <w:rFonts w:ascii="Calibri" w:hAnsi="Calibri"/>
-          <w:sz w:val="22"/>
-        </w:rPr>
-        <w:t xml:space="preserve">, and </w:t>
-      </w:r>
-      <w:r>
-        <w:rPr>
-          <w:rFonts w:ascii="Consolas" w:hAnsi="Consolas"/>
-          <w:color w:val="1F4D78"/>
-          <w:sz w:val="19"/>
-        </w:rPr>
-        <w:t>sigma_x</w:t>
-      </w:r>
-      <w:r>
-        <w:rPr>
-          <w:rFonts w:ascii="Calibri" w:hAnsi="Calibri"/>
-          <w:sz w:val="22"/>
-        </w:rPr>
-        <w:t xml:space="preserve"> come from a bundled snapshot of the </w:t>
-      </w:r>
-      <w:r>
-        <w:rPr>
-          <w:rFonts w:ascii="Consolas" w:hAnsi="Consolas"/>
-          <w:color w:val="1F4D78"/>
-          <w:sz w:val="19"/>
-        </w:rPr>
-        <w:t>SpaceGroupIrep</w:t>
-      </w:r>
-      <w:r>
-        <w:rPr>
-          <w:rFonts w:ascii="Calibri" w:hAnsi="Calibri"/>
-          <w:sz w:val="22"/>
-        </w:rPr>
-        <w:t xml:space="preserve"> rotation-name tables. The database therefore uses the same Jones-symbol naming source without loading </w:t>
-      </w:r>
-      <w:r>
-        <w:rPr>
-          <w:rFonts w:ascii="Consolas" w:hAnsi="Consolas"/>
-          <w:color w:val="1F4D78"/>
-          <w:sz w:val="19"/>
-        </w:rPr>
-        <w:t>SpaceGroupIrep</w:t>
-      </w:r>
-      <w:r>
-        <w:rPr>
-          <w:rFonts w:ascii="Calibri" w:hAnsi="Calibri"/>
-          <w:sz w:val="22"/>
-        </w:rPr>
-        <w:t xml:space="preserve"> at run time.</w:t>
-      </w:r>
-    </w:p>
-    <w:p>
-      <w:pPr>
-        <w:pStyle w:val="Heading1"/>
-      </w:pPr>
-      <w:r>
-        <w:t>3. Database coverage and labels</w:t>
-      </w:r>
-    </w:p>
-    <w:p>
-      <w:pPr>
-        <w:pStyle w:val="Heading2"/>
-      </w:pPr>
-      <w:r>
-        <w:rPr>
-          <w:rFonts w:ascii="Consolas" w:hAnsi="Consolas"/>
-          <w:color w:val="1F4D78"/>
-          <w:sz w:val="19"/>
-        </w:rPr>
-        <w:t>SSGReciprocalDatabaseVersion</w:t>
-      </w:r>
-    </w:p>
-    <w:p>
-      <w:r>
-        <w:rPr>
-          <w:rFonts w:ascii="Calibri" w:hAnsi="Calibri"/>
-          <w:sz w:val="22"/>
-        </w:rPr>
-        <w:t>Returns the package version.</w:t>
+        <w:t>then</w:t>
       </w:r>
     </w:p>
     <w:p>
@@ -476,20 +840,84 @@
           <w:rFonts w:ascii="Consolas" w:hAnsi="Consolas"/>
           <w:sz w:val="18"/>
         </w:rPr>
-        <w:t>SSGReciprocalDatabaseVersion</w:t>
+        <w:t>A_g = s_g M_g^(-T),</w:t>
+      </w:r>
+    </w:p>
+    <w:p>
+      <w:r>
+        <w:rPr>
+          <w:rFonts w:ascii="Calibri" w:hAnsi="Calibri"/>
+          <w:sz w:val="22"/>
+        </w:rPr>
+        <w:t xml:space="preserve">where </w:t>
+      </w:r>
+      <w:r>
+        <w:rPr>
+          <w:rFonts w:ascii="Consolas" w:hAnsi="Consolas"/>
+          <w:color w:val="1F4D78"/>
+          <w:sz w:val="19"/>
+        </w:rPr>
+        <w:t>M_g</w:t>
+      </w:r>
+      <w:r>
+        <w:rPr>
+          <w:rFonts w:ascii="Calibri" w:hAnsi="Calibri"/>
+          <w:sz w:val="22"/>
+        </w:rPr>
+        <w:t xml:space="preserve"> is the spatial integer matrix and </w:t>
+      </w:r>
+      <w:r>
+        <w:rPr>
+          <w:rFonts w:ascii="Consolas" w:hAnsi="Consolas"/>
+          <w:color w:val="1F4D78"/>
+          <w:sz w:val="19"/>
+        </w:rPr>
+        <w:t>s_g</w:t>
+      </w:r>
+      <w:r>
+        <w:rPr>
+          <w:rFonts w:ascii="Calibri" w:hAnsi="Calibri"/>
+          <w:sz w:val="22"/>
+        </w:rPr>
+        <w:t xml:space="preserve"> is </w:t>
+      </w:r>
+      <w:r>
+        <w:rPr>
+          <w:rFonts w:ascii="Consolas" w:hAnsi="Consolas"/>
+          <w:color w:val="1F4D78"/>
+          <w:sz w:val="19"/>
+        </w:rPr>
+        <w:t>+1</w:t>
+      </w:r>
+      <w:r>
+        <w:rPr>
+          <w:rFonts w:ascii="Calibri" w:hAnsi="Calibri"/>
+          <w:sz w:val="22"/>
+        </w:rPr>
+        <w:t xml:space="preserve"> for a unitary operation and </w:t>
+      </w:r>
+      <w:r>
+        <w:rPr>
+          <w:rFonts w:ascii="Consolas" w:hAnsi="Consolas"/>
+          <w:color w:val="1F4D78"/>
+          <w:sz w:val="19"/>
+        </w:rPr>
+        <w:t>-1</w:t>
+      </w:r>
+      <w:r>
+        <w:rPr>
+          <w:rFonts w:ascii="Calibri" w:hAnsi="Calibri"/>
+          <w:sz w:val="22"/>
+        </w:rPr>
+        <w:t xml:space="preserve"> for an antiunitary operation.</w:t>
       </w:r>
     </w:p>
     <w:p>
       <w:pPr>
-        <w:pStyle w:val="Heading2"/>
+        <w:pStyle w:val="Heading1"/>
       </w:pPr>
       <w:r>
-        <w:rPr>
-          <w:rFonts w:ascii="Consolas" w:hAnsi="Consolas"/>
-          <w:color w:val="1F4D78"/>
-          <w:sz w:val="19"/>
-        </w:rPr>
-        <w:t>SSGReciprocalDatabaseStatus[]</w:t>
+        <w:t>2. Installation and loading</w:t>
       </w:r>
     </w:p>
     <w:p>
@@ -498,7 +926,7 @@
           <w:rFonts w:ascii="Calibri" w:hAnsi="Calibri"/>
           <w:sz w:val="22"/>
         </w:rPr>
-        <w:t>Returns database coverage, source convention, schema version, and validation metadata.</w:t>
+        <w:t>For a first installation, including on a Wolfram setup whose user paclet repository has not yet been initialized, evaluate this single command:</w:t>
       </w:r>
     </w:p>
     <w:p>
@@ -511,29 +939,44 @@
           <w:rFonts w:ascii="Consolas" w:hAnsi="Consolas"/>
           <w:sz w:val="18"/>
         </w:rPr>
-        <w:t>SSGReciprocalDatabaseStatus[]</w:t>
+        <w:t>Get[URLDownload[</w:t>
+        <w:br/>
+        <w:t xml:space="preserve">  "https://github.com/Peiyuan-Wang/SSGReciprocalDatabase/releases/download/v0.8.4/InstallSSGReciprocalDatabase.wl"</w:t>
+        <w:br/>
+        <w:t>]]</w:t>
       </w:r>
     </w:p>
     <w:p>
-      <w:pPr>
-        <w:pStyle w:val="Heading2"/>
-      </w:pPr>
+      <w:r>
+        <w:rPr>
+          <w:rFonts w:ascii="Calibri" w:hAnsi="Calibri"/>
+          <w:sz w:val="22"/>
+        </w:rPr>
+        <w:t>The bootstrap installer creates the standard user paclet directories when needed, installs the versioned release asset from GitHub, and loads the package. It does not require administrator privileges.</w:t>
+      </w:r>
+    </w:p>
+    <w:p>
+      <w:r>
+        <w:rPr>
+          <w:rFonts w:ascii="Calibri" w:hAnsi="Calibri"/>
+          <w:sz w:val="22"/>
+        </w:rPr>
+        <w:t xml:space="preserve">For an already downloaded </w:t>
+      </w:r>
       <w:r>
         <w:rPr>
           <w:rFonts w:ascii="Consolas" w:hAnsi="Consolas"/>
           <w:color w:val="1F4D78"/>
           <w:sz w:val="19"/>
         </w:rPr>
-        <w:t>SSGReciprocalDatabaseLabels[]</w:t>
-      </w:r>
-    </w:p>
-    <w:p>
+        <w:t>.paclet</w:t>
+      </w:r>
       <w:r>
         <w:rPr>
           <w:rFonts w:ascii="Calibri" w:hAnsi="Calibri"/>
           <w:sz w:val="22"/>
         </w:rPr>
-        <w:t>Returns all indexed Xiao SSG labels.</w:t>
+        <w:t xml:space="preserve"> file, use the repository-safe local form:</w:t>
       </w:r>
     </w:p>
     <w:p>
@@ -546,9 +989,15 @@
           <w:rFonts w:ascii="Consolas" w:hAnsi="Consolas"/>
           <w:sz w:val="18"/>
         </w:rPr>
-        <w:t>labels = SSGReciprocalDatabaseLabels[];</w:t>
+        <w:t>repo = FileNameJoin[{$UserBaseDirectory, "Paclets", "Repository"}];</w:t>
         <w:br/>
-        <w:t>Length[labels]</w:t>
+        <w:t>If[!DirectoryQ[repo],</w:t>
+        <w:br/>
+        <w:t xml:space="preserve">  CreateDirectory[repo, CreateIntermediateDirectories -&gt; True]</w:t>
+        <w:br/>
+        <w:t>];</w:t>
+        <w:br/>
+        <w:t>PacletInstall["/absolute/path/SSGReciprocalDatabase-0.8.4.paclet"]</w:t>
       </w:r>
     </w:p>
     <w:p>
@@ -557,7 +1006,7 @@
           <w:rFonts w:ascii="Calibri" w:hAnsi="Calibri"/>
           <w:sz w:val="22"/>
         </w:rPr>
-        <w:t xml:space="preserve">The expected length is </w:t>
+        <w:t xml:space="preserve">Place the directory </w:t>
       </w:r>
       <w:r>
         <w:rPr>
@@ -565,44 +1014,14 @@
           <w:color w:val="1F4D78"/>
           <w:sz w:val="19"/>
         </w:rPr>
-        <w:t>67475</w:t>
+        <w:t>SSGReciprocalDatabase</w:t>
       </w:r>
       <w:r>
         <w:rPr>
           <w:rFonts w:ascii="Calibri" w:hAnsi="Calibri"/>
           <w:sz w:val="22"/>
         </w:rPr>
-        <w:t>.</w:t>
-      </w:r>
-    </w:p>
-    <w:p>
-      <w:pPr>
-        <w:pStyle w:val="Heading1"/>
-      </w:pPr>
-      <w:r>
-        <w:t>4. Complete record lookup</w:t>
-      </w:r>
-    </w:p>
-    <w:p>
-      <w:pPr>
-        <w:pStyle w:val="Heading2"/>
-      </w:pPr>
-      <w:r>
-        <w:rPr>
-          <w:rFonts w:ascii="Consolas" w:hAnsi="Consolas"/>
-          <w:color w:val="1F4D78"/>
-          <w:sz w:val="19"/>
-        </w:rPr>
-        <w:t>getSSGReciprocalData[ssg]</w:t>
-      </w:r>
-    </w:p>
-    <w:p>
-      <w:r>
-        <w:rPr>
-          <w:rFonts w:ascii="Calibri" w:hAnsi="Calibri"/>
-          <w:sz w:val="22"/>
-        </w:rPr>
-        <w:t>Returns the complete stored association for an SSG.</w:t>
+        <w:t xml:space="preserve"> in one of the Wolfram application directories, such as:</w:t>
       </w:r>
     </w:p>
     <w:p>
@@ -615,6 +1034,393 @@
           <w:rFonts w:ascii="Consolas" w:hAnsi="Consolas"/>
           <w:sz w:val="18"/>
         </w:rPr>
+        <w:t>$UserBaseDirectory/Applications/</w:t>
+      </w:r>
+    </w:p>
+    <w:p>
+      <w:r>
+        <w:rPr>
+          <w:rFonts w:ascii="Calibri" w:hAnsi="Calibri"/>
+          <w:sz w:val="22"/>
+        </w:rPr>
+        <w:t>Load or explicitly reload the package with:</w:t>
+      </w:r>
+    </w:p>
+    <w:p>
+      <w:pPr>
+        <w:pStyle w:val="CodeBlock"/>
+        <w:shd w:fill="F2F4F7"/>
+      </w:pPr>
+      <w:r>
+        <w:rPr>
+          <w:rFonts w:ascii="Consolas" w:hAnsi="Consolas"/>
+          <w:sz w:val="18"/>
+        </w:rPr>
+        <w:t>&lt;&lt; "SSGReciprocalDatabase`"</w:t>
+      </w:r>
+    </w:p>
+    <w:p>
+      <w:r>
+        <w:rPr>
+          <w:rFonts w:ascii="Calibri" w:hAnsi="Calibri"/>
+          <w:sz w:val="22"/>
+        </w:rPr>
+        <w:t xml:space="preserve">The package follows the reload convention used by </w:t>
+      </w:r>
+      <w:r>
+        <w:rPr>
+          <w:rFonts w:ascii="Consolas" w:hAnsi="Consolas"/>
+          <w:color w:val="1F4D78"/>
+          <w:sz w:val="19"/>
+        </w:rPr>
+        <w:t>SpaceGroupIrep</w:t>
+      </w:r>
+      <w:r>
+        <w:rPr>
+          <w:rFonts w:ascii="Calibri" w:hAnsi="Calibri"/>
+          <w:sz w:val="22"/>
+        </w:rPr>
+        <w:t xml:space="preserve">: every explicit </w:t>
+      </w:r>
+      <w:r>
+        <w:rPr>
+          <w:rFonts w:ascii="Consolas" w:hAnsi="Consolas"/>
+          <w:color w:val="1F4D78"/>
+          <w:sz w:val="19"/>
+        </w:rPr>
+        <w:t>Get</w:t>
+      </w:r>
+      <w:r>
+        <w:rPr>
+          <w:rFonts w:ascii="Calibri" w:hAnsi="Calibri"/>
+          <w:sz w:val="22"/>
+        </w:rPr>
+        <w:t xml:space="preserve"> first clears its old public and private definitions and then redefines them. </w:t>
+      </w:r>
+      <w:r>
+        <w:rPr>
+          <w:rFonts w:ascii="Consolas" w:hAnsi="Consolas"/>
+          <w:color w:val="1F4D78"/>
+          <w:sz w:val="19"/>
+        </w:rPr>
+        <w:t>Needs</w:t>
+      </w:r>
+      <w:r>
+        <w:rPr>
+          <w:rFonts w:ascii="Calibri" w:hAnsi="Calibri"/>
+          <w:sz w:val="22"/>
+        </w:rPr>
+        <w:t xml:space="preserve"> may instead be used for a one-time load:</w:t>
+      </w:r>
+    </w:p>
+    <w:p>
+      <w:pPr>
+        <w:pStyle w:val="CodeBlock"/>
+        <w:shd w:fill="F2F4F7"/>
+      </w:pPr>
+      <w:r>
+        <w:rPr>
+          <w:rFonts w:ascii="Consolas" w:hAnsi="Consolas"/>
+          <w:sz w:val="18"/>
+        </w:rPr>
+        <w:t>Needs["SSGReciprocalDatabase`"]</w:t>
+      </w:r>
+    </w:p>
+    <w:p>
+      <w:r>
+        <w:rPr>
+          <w:rFonts w:ascii="Consolas" w:hAnsi="Consolas"/>
+          <w:color w:val="1F4D78"/>
+          <w:sz w:val="19"/>
+        </w:rPr>
+        <w:t>Needs</w:t>
+      </w:r>
+      <w:r>
+        <w:rPr>
+          <w:rFonts w:ascii="Calibri" w:hAnsi="Calibri"/>
+          <w:sz w:val="22"/>
+        </w:rPr>
+        <w:t xml:space="preserve"> does not reload an already loaded package. During development, use </w:t>
+      </w:r>
+      <w:r>
+        <w:rPr>
+          <w:rFonts w:ascii="Consolas" w:hAnsi="Consolas"/>
+          <w:color w:val="1F4D78"/>
+          <w:sz w:val="19"/>
+        </w:rPr>
+        <w:t>&lt;&lt; "SSGReciprocalDatabase</w:t>
+      </w:r>
+      <w:r>
+        <w:rPr>
+          <w:rFonts w:ascii="Calibri" w:hAnsi="Calibri"/>
+          <w:sz w:val="22"/>
+        </w:rPr>
+        <w:t>"` after changing the package on disk.</w:t>
+      </w:r>
+    </w:p>
+    <w:p>
+      <w:r>
+        <w:rPr>
+          <w:rFonts w:ascii="Calibri" w:hAnsi="Calibri"/>
+          <w:sz w:val="22"/>
+        </w:rPr>
+        <w:t xml:space="preserve">Generator labels such as </w:t>
+      </w:r>
+      <w:r>
+        <w:rPr>
+          <w:rFonts w:ascii="Consolas" w:hAnsi="Consolas"/>
+          <w:color w:val="1F4D78"/>
+          <w:sz w:val="19"/>
+        </w:rPr>
+        <w:t>C3+</w:t>
+      </w:r>
+      <w:r>
+        <w:rPr>
+          <w:rFonts w:ascii="Calibri" w:hAnsi="Calibri"/>
+          <w:sz w:val="22"/>
+        </w:rPr>
+        <w:t xml:space="preserve">, </w:t>
+      </w:r>
+      <w:r>
+        <w:rPr>
+          <w:rFonts w:ascii="Consolas" w:hAnsi="Consolas"/>
+          <w:color w:val="1F4D78"/>
+          <w:sz w:val="19"/>
+        </w:rPr>
+        <w:t>C2z</w:t>
+      </w:r>
+      <w:r>
+        <w:rPr>
+          <w:rFonts w:ascii="Calibri" w:hAnsi="Calibri"/>
+          <w:sz w:val="22"/>
+        </w:rPr>
+        <w:t xml:space="preserve">, and </w:t>
+      </w:r>
+      <w:r>
+        <w:rPr>
+          <w:rFonts w:ascii="Consolas" w:hAnsi="Consolas"/>
+          <w:color w:val="1F4D78"/>
+          <w:sz w:val="19"/>
+        </w:rPr>
+        <w:t>sigma_x</w:t>
+      </w:r>
+      <w:r>
+        <w:rPr>
+          <w:rFonts w:ascii="Calibri" w:hAnsi="Calibri"/>
+          <w:sz w:val="22"/>
+        </w:rPr>
+        <w:t xml:space="preserve"> come from a bundled snapshot of the </w:t>
+      </w:r>
+      <w:r>
+        <w:rPr>
+          <w:rFonts w:ascii="Consolas" w:hAnsi="Consolas"/>
+          <w:color w:val="1F4D78"/>
+          <w:sz w:val="19"/>
+        </w:rPr>
+        <w:t>SpaceGroupIrep</w:t>
+      </w:r>
+      <w:r>
+        <w:rPr>
+          <w:rFonts w:ascii="Calibri" w:hAnsi="Calibri"/>
+          <w:sz w:val="22"/>
+        </w:rPr>
+        <w:t xml:space="preserve"> rotation-name tables. The database therefore uses the same Jones-symbol naming source without loading </w:t>
+      </w:r>
+      <w:r>
+        <w:rPr>
+          <w:rFonts w:ascii="Consolas" w:hAnsi="Consolas"/>
+          <w:color w:val="1F4D78"/>
+          <w:sz w:val="19"/>
+        </w:rPr>
+        <w:t>SpaceGroupIrep</w:t>
+      </w:r>
+      <w:r>
+        <w:rPr>
+          <w:rFonts w:ascii="Calibri" w:hAnsi="Calibri"/>
+          <w:sz w:val="22"/>
+        </w:rPr>
+        <w:t xml:space="preserve"> at run time.</w:t>
+      </w:r>
+    </w:p>
+    <w:p>
+      <w:pPr>
+        <w:pStyle w:val="Heading1"/>
+      </w:pPr>
+      <w:r>
+        <w:t>3. Database coverage and labels</w:t>
+      </w:r>
+    </w:p>
+    <w:p>
+      <w:pPr>
+        <w:pStyle w:val="Heading2"/>
+      </w:pPr>
+      <w:r>
+        <w:rPr>
+          <w:rFonts w:ascii="Consolas" w:hAnsi="Consolas"/>
+          <w:color w:val="1F4D78"/>
+          <w:sz w:val="19"/>
+        </w:rPr>
+        <w:t>SSGReciprocalDatabaseVersion</w:t>
+      </w:r>
+    </w:p>
+    <w:p>
+      <w:r>
+        <w:rPr>
+          <w:rFonts w:ascii="Calibri" w:hAnsi="Calibri"/>
+          <w:sz w:val="22"/>
+        </w:rPr>
+        <w:t>Returns the package version.</w:t>
+      </w:r>
+    </w:p>
+    <w:p>
+      <w:pPr>
+        <w:pStyle w:val="CodeBlock"/>
+        <w:shd w:fill="F2F4F7"/>
+      </w:pPr>
+      <w:r>
+        <w:rPr>
+          <w:rFonts w:ascii="Consolas" w:hAnsi="Consolas"/>
+          <w:sz w:val="18"/>
+        </w:rPr>
+        <w:t>SSGReciprocalDatabaseVersion</w:t>
+      </w:r>
+    </w:p>
+    <w:p>
+      <w:pPr>
+        <w:pStyle w:val="Heading2"/>
+      </w:pPr>
+      <w:r>
+        <w:rPr>
+          <w:rFonts w:ascii="Consolas" w:hAnsi="Consolas"/>
+          <w:color w:val="1F4D78"/>
+          <w:sz w:val="19"/>
+        </w:rPr>
+        <w:t>SSGReciprocalDatabaseStatus[]</w:t>
+      </w:r>
+    </w:p>
+    <w:p>
+      <w:r>
+        <w:rPr>
+          <w:rFonts w:ascii="Calibri" w:hAnsi="Calibri"/>
+          <w:sz w:val="22"/>
+        </w:rPr>
+        <w:t>Returns database coverage, source convention, schema version, and validation metadata.</w:t>
+      </w:r>
+    </w:p>
+    <w:p>
+      <w:pPr>
+        <w:pStyle w:val="CodeBlock"/>
+        <w:shd w:fill="F2F4F7"/>
+      </w:pPr>
+      <w:r>
+        <w:rPr>
+          <w:rFonts w:ascii="Consolas" w:hAnsi="Consolas"/>
+          <w:sz w:val="18"/>
+        </w:rPr>
+        <w:t>SSGReciprocalDatabaseStatus[]</w:t>
+      </w:r>
+    </w:p>
+    <w:p>
+      <w:pPr>
+        <w:pStyle w:val="Heading2"/>
+      </w:pPr>
+      <w:r>
+        <w:rPr>
+          <w:rFonts w:ascii="Consolas" w:hAnsi="Consolas"/>
+          <w:color w:val="1F4D78"/>
+          <w:sz w:val="19"/>
+        </w:rPr>
+        <w:t>SSGReciprocalDatabaseLabels[]</w:t>
+      </w:r>
+    </w:p>
+    <w:p>
+      <w:r>
+        <w:rPr>
+          <w:rFonts w:ascii="Calibri" w:hAnsi="Calibri"/>
+          <w:sz w:val="22"/>
+        </w:rPr>
+        <w:t>Returns all indexed Xiao SSG labels.</w:t>
+      </w:r>
+    </w:p>
+    <w:p>
+      <w:pPr>
+        <w:pStyle w:val="CodeBlock"/>
+        <w:shd w:fill="F2F4F7"/>
+      </w:pPr>
+      <w:r>
+        <w:rPr>
+          <w:rFonts w:ascii="Consolas" w:hAnsi="Consolas"/>
+          <w:sz w:val="18"/>
+        </w:rPr>
+        <w:t>labels = SSGReciprocalDatabaseLabels[];</w:t>
+        <w:br/>
+        <w:t>Length[labels]</w:t>
+      </w:r>
+    </w:p>
+    <w:p>
+      <w:r>
+        <w:rPr>
+          <w:rFonts w:ascii="Calibri" w:hAnsi="Calibri"/>
+          <w:sz w:val="22"/>
+        </w:rPr>
+        <w:t xml:space="preserve">The expected length is </w:t>
+      </w:r>
+      <w:r>
+        <w:rPr>
+          <w:rFonts w:ascii="Consolas" w:hAnsi="Consolas"/>
+          <w:color w:val="1F4D78"/>
+          <w:sz w:val="19"/>
+        </w:rPr>
+        <w:t>67475</w:t>
+      </w:r>
+      <w:r>
+        <w:rPr>
+          <w:rFonts w:ascii="Calibri" w:hAnsi="Calibri"/>
+          <w:sz w:val="22"/>
+        </w:rPr>
+        <w:t>.</w:t>
+      </w:r>
+    </w:p>
+    <w:p>
+      <w:pPr>
+        <w:pStyle w:val="Heading1"/>
+      </w:pPr>
+      <w:r>
+        <w:t>4. Complete record lookup</w:t>
+      </w:r>
+    </w:p>
+    <w:p>
+      <w:pPr>
+        <w:pStyle w:val="Heading2"/>
+      </w:pPr>
+      <w:r>
+        <w:rPr>
+          <w:rFonts w:ascii="Consolas" w:hAnsi="Consolas"/>
+          <w:color w:val="1F4D78"/>
+          <w:sz w:val="19"/>
+        </w:rPr>
+        <w:t>getSSGReciprocalData[ssg]</w:t>
+      </w:r>
+    </w:p>
+    <w:p>
+      <w:r>
+        <w:rPr>
+          <w:rFonts w:ascii="Calibri" w:hAnsi="Calibri"/>
+          <w:sz w:val="22"/>
+        </w:rPr>
+        <w:t>Returns the complete stored association for an SSG.</w:t>
+      </w:r>
+    </w:p>
+    <w:p>
+      <w:pPr>
+        <w:pStyle w:val="CodeBlock"/>
+        <w:shd w:fill="F2F4F7"/>
+      </w:pPr>
+      <w:r>
+        <w:rPr>
+          <w:rFonts w:ascii="Consolas" w:hAnsi="Consolas"/>
+          <w:sz w:val="18"/>
+        </w:rPr>
         <w:t>data = getSSGReciprocalData["N143.10.1"];</w:t>
         <w:br/>
         <w:t>Keys[data]</w:t>
@@ -701,7 +1507,82 @@
           <w:rFonts w:ascii="Calibri" w:hAnsi="Calibri"/>
           <w:sz w:val="22"/>
         </w:rPr>
-        <w:t>, and provenance fields.</w:t>
+        <w:t xml:space="preserve">, and provenance fields. For noncollinear SSGs, </w:t>
+      </w:r>
+      <w:r>
+        <w:rPr>
+          <w:rFonts w:ascii="Consolas" w:hAnsi="Consolas"/>
+          <w:color w:val="1F4D78"/>
+          <w:sz w:val="19"/>
+        </w:rPr>
+        <w:t>TranslationProjectivity</w:t>
+      </w:r>
+      <w:r>
+        <w:rPr>
+          <w:rFonts w:ascii="Calibri" w:hAnsi="Calibri"/>
+          <w:sz w:val="22"/>
+        </w:rPr>
+        <w:t xml:space="preserve"> is computed from the lifted translation commutators, </w:t>
+      </w:r>
+      <w:r>
+        <w:rPr>
+          <w:rFonts w:ascii="Consolas" w:hAnsi="Consolas"/>
+          <w:color w:val="1F4D78"/>
+          <w:sz w:val="19"/>
+        </w:rPr>
+        <w:t>XiaoTableTranslationProjectivity</w:t>
+      </w:r>
+      <w:r>
+        <w:rPr>
+          <w:rFonts w:ascii="Calibri" w:hAnsi="Calibri"/>
+          <w:sz w:val="22"/>
+        </w:rPr>
+        <w:t xml:space="preserve"> is independently read from the </w:t>
+      </w:r>
+      <w:r>
+        <w:rPr>
+          <w:rFonts w:ascii="Consolas" w:hAnsi="Consolas"/>
+          <w:color w:val="1F4D78"/>
+          <w:sz w:val="19"/>
+        </w:rPr>
+        <w:t>Commute</w:t>
+      </w:r>
+      <w:r>
+        <w:rPr>
+          <w:rFonts w:ascii="Calibri" w:hAnsi="Calibri"/>
+          <w:sz w:val="22"/>
+        </w:rPr>
+        <w:t xml:space="preserve"> column of Xiao Appendix F, and </w:t>
+      </w:r>
+      <w:r>
+        <w:rPr>
+          <w:rFonts w:ascii="Consolas" w:hAnsi="Consolas"/>
+          <w:color w:val="1F4D78"/>
+          <w:sz w:val="19"/>
+        </w:rPr>
+        <w:t>AgreementWithXiaoTranslationProjectivity</w:t>
+      </w:r>
+      <w:r>
+        <w:rPr>
+          <w:rFonts w:ascii="Calibri" w:hAnsi="Calibri"/>
+          <w:sz w:val="22"/>
+        </w:rPr>
+        <w:t xml:space="preserve"> records their equality. These fields are </w:t>
+      </w:r>
+      <w:r>
+        <w:rPr>
+          <w:rFonts w:ascii="Consolas" w:hAnsi="Consolas"/>
+          <w:color w:val="1F4D78"/>
+          <w:sz w:val="19"/>
+        </w:rPr>
+        <w:t>Null</w:t>
+      </w:r>
+      <w:r>
+        <w:rPr>
+          <w:rFonts w:ascii="Calibri" w:hAnsi="Calibri"/>
+          <w:sz w:val="22"/>
+        </w:rPr>
+        <w:t>/not applicable for the collinear rows for which Xiao does not define a commuting-SBZ label.</w:t>
       </w:r>
     </w:p>
     <w:p>

--- a/SSGReciprocalDatabase_UserGuide_EN.docx
+++ b/SSGReciprocalDatabase_UserGuide_EN.docx
@@ -7,7 +7,7 @@
         <w:pStyle w:val="Title"/>
       </w:pPr>
       <w:r>
-        <w:t>SSGReciprocalDatabase 0.8.4 User Guide</w:t>
+        <w:t>SSGReciprocalDatabase 0.8.5 User Guide</w:t>
       </w:r>
     </w:p>
     <w:p>
@@ -340,14 +340,14 @@
           <w:color w:val="1F4D78"/>
           <w:sz w:val="19"/>
         </w:rPr>
-        <w:t>Real space symmetry of MSG</w:t>
+        <w:t>Corresponding standard MSG Seitz operation</w:t>
       </w:r>
       <w:r>
         <w:rPr>
           <w:rFonts w:ascii="Calibri" w:hAnsi="Calibri"/>
           <w:sz w:val="22"/>
         </w:rPr>
-        <w:t xml:space="preserve"> each contain one complete Seitz pair, so their linear and translation parts are never separated or discarded. The third function forgets the flags and returns the ordinary family group; it aliases the older </w:t>
+        <w:t xml:space="preserve"> each contain one complete Seitz pair, so their linear and translation parts are never separated or discarded. The standard MSG column records an abstract affine-group correspondence on three-dimensional Euclidean space; it is not the conventional reciprocal-space action of a real-space MSG on Bloch momentum. The third function forgets the flags and returns the ordinary family group; it aliases the older </w:t>
       </w:r>
       <w:r>
         <w:rPr>
@@ -941,7 +941,7 @@
         </w:rPr>
         <w:t>Get[URLDownload[</w:t>
         <w:br/>
-        <w:t xml:space="preserve">  "https://github.com/Peiyuan-Wang/SSGReciprocalDatabase/releases/download/v0.8.4/InstallSSGReciprocalDatabase.wl"</w:t>
+        <w:t xml:space="preserve">  "https://github.com/Peiyuan-Wang/SSGReciprocalDatabase/releases/download/v0.8.5/InstallSSGReciprocalDatabase.wl"</w:t>
         <w:br/>
         <w:t>]]</w:t>
       </w:r>
@@ -997,7 +997,7 @@
         <w:br/>
         <w:t>];</w:t>
         <w:br/>
-        <w:t>PacletInstall["/absolute/path/SSGReciprocalDatabase-0.8.4.paclet"]</w:t>
+        <w:t>PacletInstall["/absolute/path/SSGReciprocalDatabase-0.8.5.paclet"]</w:t>
       </w:r>
     </w:p>
     <w:p>
